--- a/templates/CPM_Program_Profile_Template_2025_for_CIC_India_1_.docx
+++ b/templates/CPM_Program_Profile_Template_2025_for_CIC_India_1_.docx
@@ -401,12 +401,33 @@
       </w:r>
       <w:r>
         <w:rPr>
+          <w:rFonts w:ascii="Arial" w:hAnsi="Arial" w:cs="MicrosoftSansSerif"/>
+          <w:color w:val="0000FF"/>
+          <w:sz w:val="20"/>
+          <w:szCs w:val="20"/>
+          <w:lang w:bidi="mr-IN"/>
+        </w:rPr>
+        <w:t>&lt;complete&gt;</w:t>
+      </w:r>
+    </w:p>
+    <w:p>
+      <w:pPr>
+        <w:rPr>
+          <w:rFonts w:ascii="Arial" w:hAnsi="Arial" w:cs="MicrosoftSansSerif"/>
+          <w:color w:val="0000FF"/>
+          <w:sz w:val="20"/>
+          <w:szCs w:val="20"/>
+          <w:lang w:bidi="mr-IN"/>
+        </w:rPr>
+      </w:pPr>
+      <w:r>
+        <w:rPr>
           <w:rFonts w:ascii="Calibri" w:hAnsi="Calibri"/>
           <w:b/>
           <w:szCs w:val="28"/>
           <w:lang w:bidi="mr-IN"/>
         </w:rPr>
-        <w:t xml:space="preserve">  </w:t>
+        <w:t>Email ID:</w:t>
       </w:r>
       <w:r>
         <w:rPr>
@@ -416,114 +437,89 @@
           <w:szCs w:val="20"/>
           <w:lang w:bidi="mr-IN"/>
         </w:rPr>
+        <w:t>&lt;</w:t>
+      </w:r>
+      <w:r>
+        <w:rPr>
+          <w:rFonts w:ascii="Arial" w:hAnsi="Arial" w:cs="MicrosoftSansSerif"/>
+          <w:color w:val="0000FF"/>
+          <w:sz w:val="20"/>
+          <w:szCs w:val="20"/>
+          <w:lang w:bidi="mr-IN"/>
+        </w:rPr>
+        <w:t>complete</w:t>
+      </w:r>
+      <w:r>
+        <w:rPr>
+          <w:rFonts w:ascii="Arial" w:hAnsi="Arial" w:cs="MicrosoftSansSerif"/>
+          <w:color w:val="0000FF"/>
+          <w:sz w:val="20"/>
+          <w:szCs w:val="20"/>
+          <w:lang w:bidi="mr-IN"/>
+        </w:rPr>
+        <w:t>&gt;</w:t>
+      </w:r>
+    </w:p>
+    <w:p>
+      <w:pPr>
+        <w:rPr>
+          <w:rFonts w:ascii="Arial" w:hAnsi="Arial" w:cs="MicrosoftSansSerif"/>
+          <w:sz w:val="20"/>
+          <w:szCs w:val="20"/>
+          <w:lang w:bidi="mr-IN"/>
+        </w:rPr>
+      </w:pPr>
+      <w:r>
+        <w:rPr>
+          <w:rFonts w:ascii="Arial" w:hAnsi="Arial" w:cs="MicrosoftSansSerif"/>
+          <w:b/>
+          <w:bCs/>
+          <w:sz w:val="20"/>
+          <w:szCs w:val="20"/>
+          <w:lang w:bidi="mr-IN"/>
+        </w:rPr>
+        <w:t>Market</w:t>
+      </w:r>
+      <w:r>
+        <w:rPr>
+          <w:rFonts w:ascii="Arial" w:hAnsi="Arial" w:cs="MicrosoftSansSerif"/>
+          <w:b/>
+          <w:bCs/>
+          <w:sz w:val="20"/>
+          <w:szCs w:val="20"/>
+          <w:lang w:bidi="mr-IN"/>
+        </w:rPr>
+        <w:t>:</w:t>
+      </w:r>
+      <w:r>
+        <w:rPr>
+          <w:rFonts w:ascii="Arial" w:hAnsi="Arial" w:cs="MicrosoftSansSerif"/>
+          <w:color w:val="0000FF"/>
+          <w:sz w:val="20"/>
+          <w:szCs w:val="20"/>
+          <w:lang w:bidi="mr-IN"/>
+        </w:rPr>
         <w:t>&lt;complete&gt;</w:t>
       </w:r>
     </w:p>
     <w:p>
       <w:pPr>
-        <w:rPr>
-          <w:rFonts w:ascii="Arial" w:hAnsi="Arial" w:cs="MicrosoftSansSerif"/>
-          <w:color w:val="0000FF"/>
-          <w:sz w:val="20"/>
-          <w:szCs w:val="20"/>
-          <w:lang w:bidi="mr-IN"/>
-        </w:rPr>
-      </w:pPr>
-      <w:r>
         <w:rPr>
           <w:rFonts w:ascii="Calibri" w:hAnsi="Calibri"/>
           <w:b/>
           <w:szCs w:val="28"/>
           <w:lang w:bidi="mr-IN"/>
         </w:rPr>
-        <w:t>Email ID:</w:t>
-      </w:r>
-      <w:r>
-        <w:rPr>
-          <w:lang w:bidi="mr-IN"/>
-        </w:rPr>
-        <w:t xml:space="preserve"> </w:t>
-      </w:r>
-      <w:r>
-        <w:rPr>
-          <w:rFonts w:ascii="Arial" w:hAnsi="Arial" w:cs="MicrosoftSansSerif"/>
-          <w:color w:val="0000FF"/>
-          <w:sz w:val="20"/>
-          <w:szCs w:val="20"/>
-          <w:lang w:bidi="mr-IN"/>
-        </w:rPr>
-        <w:t>&lt;</w:t>
-      </w:r>
-      <w:r>
-        <w:rPr>
-          <w:rFonts w:ascii="Arial" w:hAnsi="Arial" w:cs="MicrosoftSansSerif"/>
-          <w:color w:val="0000FF"/>
-          <w:sz w:val="20"/>
-          <w:szCs w:val="20"/>
-          <w:lang w:bidi="mr-IN"/>
-        </w:rPr>
-        <w:t>complete</w:t>
-      </w:r>
-      <w:r>
-        <w:rPr>
-          <w:rFonts w:ascii="Arial" w:hAnsi="Arial" w:cs="MicrosoftSansSerif"/>
-          <w:color w:val="0000FF"/>
-          <w:sz w:val="20"/>
-          <w:szCs w:val="20"/>
-          <w:lang w:bidi="mr-IN"/>
-        </w:rPr>
-        <w:t>&gt;</w:t>
-      </w:r>
-    </w:p>
-    <w:p>
-      <w:pPr>
-        <w:rPr>
-          <w:rFonts w:ascii="Arial" w:hAnsi="Arial" w:cs="MicrosoftSansSerif"/>
-          <w:sz w:val="20"/>
-          <w:szCs w:val="20"/>
-          <w:lang w:bidi="mr-IN"/>
-        </w:rPr>
-      </w:pPr>
-      <w:r>
-        <w:rPr>
-          <w:rFonts w:ascii="Arial" w:hAnsi="Arial" w:cs="MicrosoftSansSerif"/>
-          <w:b/>
-          <w:bCs/>
-          <w:sz w:val="20"/>
-          <w:szCs w:val="20"/>
-          <w:lang w:bidi="mr-IN"/>
-        </w:rPr>
-        <w:t>Market</w:t>
-      </w:r>
-      <w:r>
-        <w:rPr>
-          <w:rFonts w:ascii="Arial" w:hAnsi="Arial" w:cs="MicrosoftSansSerif"/>
-          <w:sz w:val="20"/>
-          <w:szCs w:val="20"/>
-          <w:lang w:bidi="mr-IN"/>
-        </w:rPr>
-        <w:t xml:space="preserve"> </w:t>
-      </w:r>
-      <w:r>
-        <w:rPr>
-          <w:rFonts w:ascii="Arial" w:hAnsi="Arial" w:cs="MicrosoftSansSerif"/>
-          <w:color w:val="0000FF"/>
-          <w:sz w:val="20"/>
-          <w:szCs w:val="20"/>
-          <w:lang w:bidi="mr-IN"/>
-        </w:rPr>
-        <w:t>&lt;complete&gt;</w:t>
-      </w:r>
-    </w:p>
-    <w:p>
-      <w:pPr>
+      </w:pPr>
+      <w:r>
         <w:rPr>
           <w:rFonts w:ascii="Calibri" w:hAnsi="Calibri"/>
           <w:b/>
           <w:szCs w:val="28"/>
           <w:lang w:bidi="mr-IN"/>
         </w:rPr>
-      </w:pPr>
+        <w:t>Service Line</w:t>
+      </w:r>
       <w:r>
         <w:rPr>
           <w:rFonts w:ascii="Calibri" w:hAnsi="Calibri"/>
@@ -531,7 +527,7 @@
           <w:szCs w:val="28"/>
           <w:lang w:bidi="mr-IN"/>
         </w:rPr>
-        <w:t>Service Line</w:t>
+        <w:t xml:space="preserve"> </w:t>
       </w:r>
       <w:r>
         <w:rPr>
@@ -540,7 +536,7 @@
           <w:szCs w:val="28"/>
           <w:lang w:bidi="mr-IN"/>
         </w:rPr>
-        <w:t xml:space="preserve"> </w:t>
+        <w:t>:</w:t>
       </w:r>
       <w:r>
         <w:rPr>
@@ -772,11 +768,82 @@
           <w:szCs w:val="20"/>
           <w:lang w:bidi="mr-IN"/>
         </w:rPr>
+        <w:t xml:space="preserve"> </w:t>
+      </w:r>
+      <w:r>
+        <w:rPr>
+          <w:rFonts w:ascii="Arial" w:hAnsi="Arial" w:cs="MicrosoftSansSerif"/>
+          <w:color w:val="0000FF"/>
+          <w:sz w:val="20"/>
+          <w:szCs w:val="20"/>
+          <w:lang w:bidi="mr-IN"/>
+        </w:rPr>
+        <w:t>&lt;complete&gt;</w:t>
+      </w:r>
+    </w:p>
+    <w:p>
+      <w:pPr>
+        <w:autoSpaceDE w:val="0"/>
+        <w:autoSpaceDN w:val="0"/>
+        <w:adjustRightInd w:val="0"/>
+        <w:rPr>
+          <w:rFonts w:ascii="Arial" w:hAnsi="Arial" w:cs="MicrosoftSansSerif"/>
+          <w:b/>
+          <w:sz w:val="20"/>
+          <w:szCs w:val="20"/>
+          <w:lang w:bidi="mr-IN"/>
+        </w:rPr>
+      </w:pPr>
+    </w:p>
+    <w:p>
+      <w:pPr>
+        <w:autoSpaceDE w:val="0"/>
+        <w:autoSpaceDN w:val="0"/>
+        <w:adjustRightInd w:val="0"/>
+        <w:rPr>
+          <w:rFonts w:ascii="Arial" w:hAnsi="Arial" w:cs="MicrosoftSansSerif"/>
+          <w:i/>
+          <w:color w:val="FF0000"/>
+          <w:sz w:val="20"/>
+          <w:szCs w:val="20"/>
+          <w:lang w:bidi="mr-IN"/>
+        </w:rPr>
+      </w:pPr>
+      <w:r>
+        <w:rPr>
+          <w:rFonts w:ascii="Arial" w:hAnsi="Arial" w:cs="MicrosoftSansSerif"/>
+          <w:b/>
+          <w:color w:val="FF0000"/>
+          <w:sz w:val="20"/>
+          <w:szCs w:val="20"/>
+          <w:lang w:bidi="mr-IN"/>
+        </w:rPr>
+        <w:t>Program / Project Title:</w:t>
+      </w:r>
+      <w:r>
+        <w:rPr>
+          <w:rFonts w:ascii="Arial" w:hAnsi="Arial" w:cs="MicrosoftSansSerif"/>
+          <w:color w:val="FF0000"/>
+          <w:sz w:val="20"/>
+          <w:szCs w:val="20"/>
+          <w:lang w:bidi="mr-IN"/>
+        </w:rPr>
         <w:t xml:space="preserve">  </w:t>
       </w:r>
       <w:r>
         <w:rPr>
           <w:rFonts w:ascii="Arial" w:hAnsi="Arial" w:cs="MicrosoftSansSerif"/>
+          <w:i/>
+          <w:color w:val="FF0000"/>
+          <w:sz w:val="20"/>
+          <w:szCs w:val="20"/>
+          <w:lang w:bidi="mr-IN"/>
+        </w:rPr>
+        <w:t>&lt; WBS Short Description from IPPF&gt;</w:t>
+      </w:r>
+      <w:r>
+        <w:rPr>
+          <w:rFonts w:ascii="Arial" w:hAnsi="Arial" w:cs="MicrosoftSansSerif"/>
           <w:color w:val="0000FF"/>
           <w:sz w:val="20"/>
           <w:szCs w:val="20"/>
@@ -792,129 +859,47 @@
         <w:adjustRightInd w:val="0"/>
         <w:rPr>
           <w:rFonts w:ascii="Arial" w:hAnsi="Arial" w:cs="MicrosoftSansSerif"/>
+          <w:color w:val="FF0000"/>
+          <w:sz w:val="20"/>
+          <w:szCs w:val="20"/>
+          <w:lang w:bidi="mr-IN"/>
+        </w:rPr>
+      </w:pPr>
+    </w:p>
+    <w:p>
+      <w:pPr>
+        <w:autoSpaceDE w:val="0"/>
+        <w:autoSpaceDN w:val="0"/>
+        <w:adjustRightInd w:val="0"/>
+        <w:rPr>
+          <w:rFonts w:ascii="Arial" w:hAnsi="Arial" w:cs="MicrosoftSansSerif"/>
+          <w:i/>
+          <w:color w:val="FF0000"/>
+          <w:sz w:val="20"/>
+          <w:szCs w:val="20"/>
+          <w:lang w:bidi="mr-IN"/>
+        </w:rPr>
+      </w:pPr>
+      <w:r>
+        <w:rPr>
+          <w:rFonts w:ascii="Arial" w:hAnsi="Arial" w:cs="MicrosoftSansSerif"/>
           <w:b/>
-          <w:sz w:val="20"/>
-          <w:szCs w:val="20"/>
-          <w:lang w:bidi="mr-IN"/>
-        </w:rPr>
-      </w:pPr>
-    </w:p>
-    <w:p>
-      <w:pPr>
-        <w:autoSpaceDE w:val="0"/>
-        <w:autoSpaceDN w:val="0"/>
-        <w:adjustRightInd w:val="0"/>
-        <w:rPr>
-          <w:rFonts w:ascii="Arial" w:hAnsi="Arial" w:cs="MicrosoftSansSerif"/>
-          <w:i/>
-          <w:color w:val="FF0000"/>
-          <w:sz w:val="20"/>
-          <w:szCs w:val="20"/>
-          <w:lang w:bidi="mr-IN"/>
-        </w:rPr>
-      </w:pPr>
-      <w:r>
-        <w:rPr>
-          <w:rFonts w:ascii="Arial" w:hAnsi="Arial" w:cs="MicrosoftSansSerif"/>
-          <w:b/>
-          <w:color w:val="FF0000"/>
-          <w:sz w:val="20"/>
-          <w:szCs w:val="20"/>
-          <w:lang w:bidi="mr-IN"/>
-        </w:rPr>
-        <w:t>Program / Project Title:</w:t>
-      </w:r>
-      <w:r>
-        <w:rPr>
-          <w:rFonts w:ascii="Arial" w:hAnsi="Arial" w:cs="MicrosoftSansSerif"/>
-          <w:color w:val="FF0000"/>
-          <w:sz w:val="20"/>
-          <w:szCs w:val="20"/>
-          <w:lang w:bidi="mr-IN"/>
-        </w:rPr>
-        <w:t xml:space="preserve">  </w:t>
-      </w:r>
-      <w:r>
-        <w:rPr>
-          <w:rFonts w:ascii="Arial" w:hAnsi="Arial" w:cs="MicrosoftSansSerif"/>
-          <w:i/>
-          <w:color w:val="FF0000"/>
-          <w:sz w:val="20"/>
-          <w:szCs w:val="20"/>
-          <w:lang w:bidi="mr-IN"/>
-        </w:rPr>
-        <w:t>&lt; WBS Short Description from IPPF&gt;</w:t>
-      </w:r>
-      <w:r>
-        <w:rPr>
-          <w:rFonts w:ascii="Arial" w:hAnsi="Arial" w:cs="MicrosoftSansSerif"/>
-          <w:i/>
+          <w:color w:val="FF0000"/>
+          <w:sz w:val="20"/>
+          <w:szCs w:val="20"/>
+          <w:lang w:bidi="mr-IN"/>
+        </w:rPr>
+        <w:t>Owning Service Line:</w:t>
+      </w:r>
+      <w:r>
+        <w:rPr>
+          <w:rFonts w:ascii="Arial" w:hAnsi="Arial" w:cs="MicrosoftSansSerif"/>
           <w:color w:val="FF0000"/>
           <w:sz w:val="20"/>
           <w:szCs w:val="20"/>
           <w:lang w:bidi="mr-IN"/>
         </w:rPr>
         <w:t xml:space="preserve"> </w:t>
-      </w:r>
-      <w:r>
-        <w:rPr>
-          <w:rFonts w:ascii="Arial" w:hAnsi="Arial" w:cs="MicrosoftSansSerif"/>
-          <w:color w:val="0000FF"/>
-          <w:sz w:val="20"/>
-          <w:szCs w:val="20"/>
-          <w:lang w:bidi="mr-IN"/>
-        </w:rPr>
-        <w:t>&lt;complete&gt;</w:t>
-      </w:r>
-    </w:p>
-    <w:p>
-      <w:pPr>
-        <w:autoSpaceDE w:val="0"/>
-        <w:autoSpaceDN w:val="0"/>
-        <w:adjustRightInd w:val="0"/>
-        <w:rPr>
-          <w:rFonts w:ascii="Arial" w:hAnsi="Arial" w:cs="MicrosoftSansSerif"/>
-          <w:color w:val="FF0000"/>
-          <w:sz w:val="20"/>
-          <w:szCs w:val="20"/>
-          <w:lang w:bidi="mr-IN"/>
-        </w:rPr>
-      </w:pPr>
-    </w:p>
-    <w:p>
-      <w:pPr>
-        <w:autoSpaceDE w:val="0"/>
-        <w:autoSpaceDN w:val="0"/>
-        <w:adjustRightInd w:val="0"/>
-        <w:rPr>
-          <w:rFonts w:ascii="Arial" w:hAnsi="Arial" w:cs="MicrosoftSansSerif"/>
-          <w:i/>
-          <w:color w:val="FF0000"/>
-          <w:sz w:val="20"/>
-          <w:szCs w:val="20"/>
-          <w:lang w:bidi="mr-IN"/>
-        </w:rPr>
-      </w:pPr>
-      <w:r>
-        <w:rPr>
-          <w:rFonts w:ascii="Arial" w:hAnsi="Arial" w:cs="MicrosoftSansSerif"/>
-          <w:b/>
-          <w:color w:val="FF0000"/>
-          <w:sz w:val="20"/>
-          <w:szCs w:val="20"/>
-          <w:lang w:bidi="mr-IN"/>
-        </w:rPr>
-        <w:t>Owning Service Line:</w:t>
-      </w:r>
-      <w:r>
-        <w:rPr>
-          <w:rFonts w:ascii="Arial" w:hAnsi="Arial" w:cs="MicrosoftSansSerif"/>
-          <w:color w:val="FF0000"/>
-          <w:sz w:val="20"/>
-          <w:szCs w:val="20"/>
-          <w:lang w:bidi="mr-IN"/>
-        </w:rPr>
-        <w:t xml:space="preserve">    </w:t>
       </w:r>
       <w:r>
         <w:rPr>
@@ -4120,7 +4105,7 @@
                 </w:txbxContent>
               </v:textbox>
             </v:rect>
-            <v:rect id="_x0000_s2152" style="position:absolute;left:8147;top:2565;width:47;height:276" filled="f" stroked="f">
+            <v:rect id="_x0000_s2152" style="position:absolute;left:8147;top:2565;width:47;height:235" filled="f" stroked="f">
               <v:textbox style="mso-next-textbox:#_x0000_s2152;mso-rotate-with-shape:t;mso-fit-shape-to-text:t" inset="0,0,0,0">
                 <w:txbxContent>
                   <w:p>
@@ -4156,7 +4141,7 @@
                 </w:txbxContent>
               </v:textbox>
             </v:rect>
-            <v:rect id="_x0000_s2154" style="position:absolute;left:8315;top:2802;width:48;height:276" filled="f" stroked="f">
+            <v:rect id="_x0000_s2154" style="position:absolute;left:8315;top:2802;width:48;height:235" filled="f" stroked="f">
               <v:textbox style="mso-next-textbox:#_x0000_s2154;mso-rotate-with-shape:t;mso-fit-shape-to-text:t" inset="0,0,0,0">
                 <w:txbxContent>
                   <w:p>
@@ -4173,7 +4158,7 @@
                 </w:txbxContent>
               </v:textbox>
             </v:rect>
-            <v:rect id="_x0000_s2155" style="position:absolute;left:6924;top:3033;width:47;height:276" filled="f" stroked="f">
+            <v:rect id="_x0000_s2155" style="position:absolute;left:6924;top:3033;width:47;height:235" filled="f" stroked="f">
               <v:textbox style="mso-next-textbox:#_x0000_s2155;mso-rotate-with-shape:t;mso-fit-shape-to-text:t" inset="0,0,0,0">
                 <w:txbxContent>
                   <w:p>
@@ -4190,7 +4175,7 @@
                 </w:txbxContent>
               </v:textbox>
             </v:rect>
-            <v:rect id="_x0000_s2156" style="position:absolute;left:6970;top:3033;width:48;height:276" filled="f" stroked="f">
+            <v:rect id="_x0000_s2156" style="position:absolute;left:6970;top:3033;width:48;height:235" filled="f" stroked="f">
               <v:textbox style="mso-next-textbox:#_x0000_s2156;mso-rotate-with-shape:t;mso-fit-shape-to-text:t" inset="0,0,0,0">
                 <w:txbxContent>
                   <w:p>
@@ -4207,7 +4192,7 @@
                 </w:txbxContent>
               </v:textbox>
             </v:rect>
-            <v:rect id="_x0000_s2157" style="position:absolute;left:6924;top:3263;width:47;height:276" filled="f" stroked="f">
+            <v:rect id="_x0000_s2157" style="position:absolute;left:6924;top:3263;width:47;height:235" filled="f" stroked="f">
               <v:textbox style="mso-next-textbox:#_x0000_s2157;mso-rotate-with-shape:t;mso-fit-shape-to-text:t" inset="0,0,0,0">
                 <w:txbxContent>
                   <w:p>
@@ -4224,7 +4209,7 @@
                 </w:txbxContent>
               </v:textbox>
             </v:rect>
-            <v:rect id="_x0000_s2158" style="position:absolute;left:6924;top:3494;width:47;height:276" filled="f" stroked="f">
+            <v:rect id="_x0000_s2158" style="position:absolute;left:6924;top:3494;width:47;height:235" filled="f" stroked="f">
               <v:textbox style="mso-next-textbox:#_x0000_s2158;mso-rotate-with-shape:t;mso-fit-shape-to-text:t" inset="0,0,0,0">
                 <w:txbxContent>
                   <w:p>
@@ -4241,7 +4226,7 @@
                 </w:txbxContent>
               </v:textbox>
             </v:rect>
-            <v:rect id="_x0000_s2159" style="position:absolute;left:6924;top:3724;width:47;height:276" filled="f" stroked="f">
+            <v:rect id="_x0000_s2159" style="position:absolute;left:6924;top:3724;width:47;height:235" filled="f" stroked="f">
               <v:textbox style="mso-next-textbox:#_x0000_s2159;mso-rotate-with-shape:t;mso-fit-shape-to-text:t" inset="0,0,0,0">
                 <w:txbxContent>
                   <w:p>
@@ -4277,7 +4262,7 @@
                 </w:txbxContent>
               </v:textbox>
             </v:rect>
-            <v:rect id="_x0000_s2161" style="position:absolute;left:8104;top:3945;width:47;height:276" filled="f" stroked="f">
+            <v:rect id="_x0000_s2161" style="position:absolute;left:8104;top:3945;width:47;height:235" filled="f" stroked="f">
               <v:textbox style="mso-next-textbox:#_x0000_s2161;mso-rotate-with-shape:t;mso-fit-shape-to-text:t" inset="0,0,0,0">
                 <w:txbxContent>
                   <w:p>
@@ -4313,7 +4298,7 @@
                 </w:txbxContent>
               </v:textbox>
             </v:rect>
-            <v:rect id="_x0000_s2163" style="position:absolute;left:7554;top:4183;width:47;height:276" filled="f" stroked="f">
+            <v:rect id="_x0000_s2163" style="position:absolute;left:7554;top:4183;width:47;height:235" filled="f" stroked="f">
               <v:textbox style="mso-next-textbox:#_x0000_s2163;mso-rotate-with-shape:t;mso-fit-shape-to-text:t" inset="0,0,0,0">
                 <w:txbxContent>
                   <w:p>
@@ -4330,7 +4315,7 @@
                 </w:txbxContent>
               </v:textbox>
             </v:rect>
-            <v:rect id="_x0000_s2164" style="position:absolute;left:6924;top:4413;width:47;height:276" filled="f" stroked="f">
+            <v:rect id="_x0000_s2164" style="position:absolute;left:6924;top:4413;width:47;height:235" filled="f" stroked="f">
               <v:textbox style="mso-next-textbox:#_x0000_s2164;mso-rotate-with-shape:t;mso-fit-shape-to-text:t" inset="0,0,0,0">
                 <w:txbxContent>
                   <w:p>
@@ -4347,7 +4332,7 @@
                 </w:txbxContent>
               </v:textbox>
             </v:rect>
-            <v:rect id="_x0000_s2165" style="position:absolute;left:6924;top:4644;width:47;height:276" filled="f" stroked="f">
+            <v:rect id="_x0000_s2165" style="position:absolute;left:6924;top:4644;width:47;height:235" filled="f" stroked="f">
               <v:textbox style="mso-next-textbox:#_x0000_s2165;mso-rotate-with-shape:t;mso-fit-shape-to-text:t" inset="0,0,0,0">
                 <w:txbxContent>
                   <w:p>
@@ -4364,7 +4349,7 @@
                 </w:txbxContent>
               </v:textbox>
             </v:rect>
-            <v:rect id="_x0000_s2166" style="position:absolute;left:6924;top:4874;width:47;height:276" filled="f" stroked="f">
+            <v:rect id="_x0000_s2166" style="position:absolute;left:6924;top:4874;width:47;height:235" filled="f" stroked="f">
               <v:textbox style="mso-next-textbox:#_x0000_s2166;mso-rotate-with-shape:t;mso-fit-shape-to-text:t" inset="0,0,0,0">
                 <w:txbxContent>
                   <w:p>
@@ -4381,7 +4366,7 @@
                 </w:txbxContent>
               </v:textbox>
             </v:rect>
-            <v:rect id="_x0000_s2167" style="position:absolute;left:6924;top:5105;width:47;height:276" filled="f" stroked="f">
+            <v:rect id="_x0000_s2167" style="position:absolute;left:6924;top:5105;width:47;height:235" filled="f" stroked="f">
               <v:textbox style="mso-next-textbox:#_x0000_s2167;mso-rotate-with-shape:t;mso-fit-shape-to-text:t" inset="0,0,0,0">
                 <w:txbxContent>
                   <w:p>
@@ -4483,7 +4468,7 @@
                 </w:txbxContent>
               </v:textbox>
             </v:rect>
-            <v:rect id="_x0000_s2169" style="position:absolute;left:8009;top:5326;width:47;height:276" filled="f" stroked="f">
+            <v:rect id="_x0000_s2169" style="position:absolute;left:8009;top:5326;width:47;height:235" filled="f" stroked="f">
               <v:textbox style="mso-next-textbox:#_x0000_s2169;mso-rotate-with-shape:t;mso-fit-shape-to-text:t" inset="0,0,0,0">
                 <w:txbxContent>
                   <w:p>
@@ -4519,7 +4504,7 @@
                 </w:txbxContent>
               </v:textbox>
             </v:rect>
-            <v:rect id="_x0000_s2171" style="position:absolute;left:8147;top:5563;width:47;height:276" filled="f" stroked="f">
+            <v:rect id="_x0000_s2171" style="position:absolute;left:8147;top:5563;width:47;height:235" filled="f" stroked="f">
               <v:textbox style="mso-next-textbox:#_x0000_s2171;mso-rotate-with-shape:t;mso-fit-shape-to-text:t" inset="0,0,0,0">
                 <w:txbxContent>
                   <w:p>
@@ -4536,7 +4521,7 @@
                 </w:txbxContent>
               </v:textbox>
             </v:rect>
-            <v:rect id="_x0000_s2172" style="position:absolute;left:6924;top:5794;width:47;height:276" filled="f" stroked="f">
+            <v:rect id="_x0000_s2172" style="position:absolute;left:6924;top:5794;width:47;height:235" filled="f" stroked="f">
               <v:textbox style="mso-next-textbox:#_x0000_s2172;mso-rotate-with-shape:t;mso-fit-shape-to-text:t" inset="0,0,0,0">
                 <w:txbxContent>
                   <w:p>
@@ -4553,7 +4538,7 @@
                 </w:txbxContent>
               </v:textbox>
             </v:rect>
-            <v:rect id="_x0000_s2173" style="position:absolute;left:6924;top:6025;width:47;height:276" filled="f" stroked="f">
+            <v:rect id="_x0000_s2173" style="position:absolute;left:6924;top:6025;width:47;height:235" filled="f" stroked="f">
               <v:textbox style="mso-next-textbox:#_x0000_s2173;mso-rotate-with-shape:t;mso-fit-shape-to-text:t" inset="0,0,0,0">
                 <w:txbxContent>
                   <w:p>
@@ -4570,7 +4555,7 @@
                 </w:txbxContent>
               </v:textbox>
             </v:rect>
-            <v:rect id="_x0000_s2174" style="position:absolute;left:6924;top:6255;width:47;height:276" filled="f" stroked="f">
+            <v:rect id="_x0000_s2174" style="position:absolute;left:6924;top:6255;width:47;height:235" filled="f" stroked="f">
               <v:textbox style="mso-next-textbox:#_x0000_s2174;mso-rotate-with-shape:t;mso-fit-shape-to-text:t" inset="0,0,0,0">
                 <w:txbxContent>
                   <w:p>
@@ -4587,7 +4572,7 @@
                 </w:txbxContent>
               </v:textbox>
             </v:rect>
-            <v:rect id="_x0000_s2175" style="position:absolute;left:6924;top:6486;width:47;height:276" filled="f" stroked="f">
+            <v:rect id="_x0000_s2175" style="position:absolute;left:6924;top:6486;width:47;height:235" filled="f" stroked="f">
               <v:textbox style="mso-next-textbox:#_x0000_s2175;mso-rotate-with-shape:t;mso-fit-shape-to-text:t" inset="0,0,0,0">
                 <w:txbxContent>
                   <w:p>
@@ -4611,7 +4596,7 @@
                 </w:txbxContent>
               </v:textbox>
             </v:rect>
-            <v:rect id="_x0000_s2177" style="position:absolute;left:3699;top:6486;width:5441;height:460" filled="f" stroked="f">
+            <v:rect id="_x0000_s2177" style="position:absolute;left:3699;top:6486;width:5441;height:471" filled="f" stroked="f">
               <v:textbox style="mso-next-textbox:#_x0000_s2177;mso-rotate-with-shape:t;mso-fit-shape-to-text:t" inset="0,0,0,0">
                 <w:txbxContent>
                   <w:p>
@@ -4708,7 +4693,7 @@
                 </w:txbxContent>
               </v:textbox>
             </v:rect>
-            <v:rect id="_x0000_s2178" style="position:absolute;left:8108;top:6935;width:47;height:276" filled="f" stroked="f">
+            <v:rect id="_x0000_s2178" style="position:absolute;left:8108;top:6935;width:47;height:235" filled="f" stroked="f">
               <v:textbox style="mso-next-textbox:#_x0000_s2178;mso-rotate-with-shape:t;mso-fit-shape-to-text:t" inset="0,0,0,0">
                 <w:txbxContent>
                   <w:p>
@@ -4744,7 +4729,7 @@
                 </w:txbxContent>
               </v:textbox>
             </v:rect>
-            <v:rect id="_x0000_s2180" style="position:absolute;left:8147;top:7175;width:47;height:276" filled="f" stroked="f">
+            <v:rect id="_x0000_s2180" style="position:absolute;left:8147;top:7175;width:47;height:235" filled="f" stroked="f">
               <v:textbox style="mso-next-textbox:#_x0000_s2180;mso-rotate-with-shape:t;mso-fit-shape-to-text:t" inset="0,0,0,0">
                 <w:txbxContent>
                   <w:p>
@@ -4761,7 +4746,7 @@
                 </w:txbxContent>
               </v:textbox>
             </v:rect>
-            <v:rect id="_x0000_s2181" style="position:absolute;left:6924;top:7405;width:47;height:276" filled="f" stroked="f">
+            <v:rect id="_x0000_s2181" style="position:absolute;left:6924;top:7405;width:47;height:235" filled="f" stroked="f">
               <v:textbox style="mso-next-textbox:#_x0000_s2181;mso-rotate-with-shape:t;mso-fit-shape-to-text:t" inset="0,0,0,0">
                 <w:txbxContent>
                   <w:p>
@@ -4778,7 +4763,7 @@
                 </w:txbxContent>
               </v:textbox>
             </v:rect>
-            <v:rect id="_x0000_s2182" style="position:absolute;left:6924;top:7636;width:47;height:276" filled="f" stroked="f">
+            <v:rect id="_x0000_s2182" style="position:absolute;left:6924;top:7636;width:47;height:235" filled="f" stroked="f">
               <v:textbox style="mso-next-textbox:#_x0000_s2182;mso-rotate-with-shape:t;mso-fit-shape-to-text:t" inset="0,0,0,0">
                 <w:txbxContent>
                   <w:p>
@@ -4795,7 +4780,7 @@
                 </w:txbxContent>
               </v:textbox>
             </v:rect>
-            <v:rect id="_x0000_s2183" style="position:absolute;left:6924;top:7866;width:47;height:276" filled="f" stroked="f">
+            <v:rect id="_x0000_s2183" style="position:absolute;left:6924;top:7866;width:47;height:235" filled="f" stroked="f">
               <v:textbox style="mso-next-textbox:#_x0000_s2183;mso-rotate-with-shape:t;mso-fit-shape-to-text:t" inset="0,0,0,0">
                 <w:txbxContent>
                   <w:p>
@@ -4812,7 +4797,7 @@
                 </w:txbxContent>
               </v:textbox>
             </v:rect>
-            <v:rect id="_x0000_s2184" style="position:absolute;left:6924;top:8097;width:47;height:276" filled="f" stroked="f">
+            <v:rect id="_x0000_s2184" style="position:absolute;left:6924;top:8097;width:47;height:235" filled="f" stroked="f">
               <v:textbox style="mso-next-textbox:#_x0000_s2184;mso-rotate-with-shape:t;mso-fit-shape-to-text:t" inset="0,0,0,0">
                 <w:txbxContent>
                   <w:p>
@@ -4870,7 +4855,7 @@
                 </w:txbxContent>
               </v:textbox>
             </v:rect>
-            <v:rect id="_x0000_s2186" style="position:absolute;left:8301;top:8315;width:47;height:276" filled="f" stroked="f">
+            <v:rect id="_x0000_s2186" style="position:absolute;left:8301;top:8315;width:47;height:235" filled="f" stroked="f">
               <v:textbox style="mso-next-textbox:#_x0000_s2186;mso-rotate-with-shape:t;mso-fit-shape-to-text:t" inset="0,0,0,0">
                 <w:txbxContent>
                   <w:p>
@@ -4906,7 +4891,7 @@
                 </w:txbxContent>
               </v:textbox>
             </v:rect>
-            <v:rect id="_x0000_s2188" style="position:absolute;left:8147;top:8555;width:47;height:276" filled="f" stroked="f">
+            <v:rect id="_x0000_s2188" style="position:absolute;left:8147;top:8555;width:47;height:235" filled="f" stroked="f">
               <v:textbox style="mso-next-textbox:#_x0000_s2188;mso-rotate-with-shape:t;mso-fit-shape-to-text:t" inset="0,0,0,0">
                 <w:txbxContent>
                   <w:p>
@@ -6633,7 +6618,6 @@
               <w:rPr>
                 <w:lang w:bidi="mr-IN"/>
               </w:rPr>
-              <w:lastRenderedPageBreak/>
               <w:t>Scope &amp; Responsibilities</w:t>
             </w:r>
             <w:r>
@@ -8191,8 +8175,8 @@
         <w:tblLook w:val="04A0" w:firstRow="1" w:lastRow="0" w:firstColumn="1" w:lastColumn="0" w:noHBand="0" w:noVBand="1"/>
       </w:tblPr>
       <w:tblGrid>
-        <w:gridCol w:w="3716"/>
-        <w:gridCol w:w="5629"/>
+        <w:gridCol w:w="3717"/>
+        <w:gridCol w:w="5628"/>
       </w:tblGrid>
       <w:tr>
         <w:tc>
@@ -8250,13 +8234,12 @@
             <w:r>
               <w:rPr>
                 <w:rFonts w:ascii="Arial" w:hAnsi="Arial" w:cs="MicrosoftSansSerif"/>
-                <w:i/>
                 <w:color w:val="0000FF"/>
                 <w:sz w:val="20"/>
                 <w:szCs w:val="20"/>
                 <w:lang w:bidi="mr-IN"/>
               </w:rPr>
-              <w:t>&lt;Complete&gt;</w:t>
+              <w:t>&lt;complete&gt;</w:t>
             </w:r>
           </w:p>
         </w:tc>
@@ -8317,13 +8300,12 @@
             <w:r>
               <w:rPr>
                 <w:rFonts w:ascii="Arial" w:hAnsi="Arial" w:cs="MicrosoftSansSerif"/>
-                <w:i/>
                 <w:color w:val="0000FF"/>
                 <w:sz w:val="20"/>
                 <w:szCs w:val="20"/>
                 <w:lang w:bidi="mr-IN"/>
               </w:rPr>
-              <w:t>&lt;Complete&gt;</w:t>
+              <w:t>&lt;complete&gt;</w:t>
             </w:r>
           </w:p>
         </w:tc>
@@ -8812,8 +8794,8 @@
         <w:tblLook w:val="04A0" w:firstRow="1" w:lastRow="0" w:firstColumn="1" w:lastColumn="0" w:noHBand="0" w:noVBand="1"/>
       </w:tblPr>
       <w:tblGrid>
-        <w:gridCol w:w="5331"/>
-        <w:gridCol w:w="4014"/>
+        <w:gridCol w:w="5332"/>
+        <w:gridCol w:w="4013"/>
       </w:tblGrid>
       <w:tr>
         <w:trPr>
@@ -8849,7 +8831,6 @@
                 <w:szCs w:val="20"/>
                 <w:lang w:bidi="mr-IN"/>
               </w:rPr>
-              <w:lastRenderedPageBreak/>
               <w:t>Complete Hybrid Cloud &amp; Data Offering &amp; Asset learning plan</w:t>
             </w:r>
             <w:r>
@@ -8972,13 +8953,12 @@
             <w:r>
               <w:rPr>
                 <w:rFonts w:ascii="Arial" w:hAnsi="Arial" w:cs="MicrosoftSansSerif"/>
-                <w:i/>
                 <w:color w:val="0000FF"/>
                 <w:sz w:val="20"/>
                 <w:szCs w:val="20"/>
                 <w:lang w:bidi="mr-IN"/>
               </w:rPr>
-              <w:t>&lt;Complete&gt;</w:t>
+              <w:t>&lt;complete&gt;</w:t>
             </w:r>
           </w:p>
         </w:tc>
@@ -9043,13 +9023,12 @@
             <w:r>
               <w:rPr>
                 <w:rFonts w:ascii="Arial" w:hAnsi="Arial" w:cs="MicrosoftSansSerif"/>
-                <w:i/>
                 <w:color w:val="0000FF"/>
                 <w:sz w:val="20"/>
                 <w:szCs w:val="20"/>
                 <w:lang w:bidi="mr-IN"/>
               </w:rPr>
-              <w:t>&lt;Complete&gt;</w:t>
+              <w:t>&lt;complete&gt;</w:t>
             </w:r>
           </w:p>
         </w:tc>
@@ -9125,13 +9104,12 @@
             <w:r>
               <w:rPr>
                 <w:rFonts w:ascii="Arial" w:hAnsi="Arial" w:cs="MicrosoftSansSerif"/>
-                <w:i/>
                 <w:color w:val="0000FF"/>
                 <w:sz w:val="20"/>
                 <w:szCs w:val="20"/>
                 <w:lang w:bidi="mr-IN"/>
               </w:rPr>
-              <w:t>&lt;Complete&gt;</w:t>
+              <w:t>&lt;complete&gt;</w:t>
             </w:r>
           </w:p>
         </w:tc>
@@ -9555,13 +9533,12 @@
             <w:r>
               <w:rPr>
                 <w:rFonts w:ascii="Arial" w:hAnsi="Arial" w:cs="MicrosoftSansSerif"/>
-                <w:i/>
                 <w:color w:val="0000FF"/>
                 <w:sz w:val="20"/>
                 <w:szCs w:val="20"/>
                 <w:lang w:bidi="mr-IN"/>
               </w:rPr>
-              <w:t>&lt;Complete&gt;</w:t>
+              <w:t>&lt;complete&gt;</w:t>
             </w:r>
           </w:p>
         </w:tc>
@@ -9622,13 +9599,12 @@
             <w:r>
               <w:rPr>
                 <w:rFonts w:ascii="Arial" w:hAnsi="Arial" w:cs="MicrosoftSansSerif"/>
-                <w:i/>
                 <w:color w:val="0000FF"/>
                 <w:sz w:val="20"/>
                 <w:szCs w:val="20"/>
                 <w:lang w:bidi="mr-IN"/>
               </w:rPr>
-              <w:t>&lt;Complete&gt;</w:t>
+              <w:t>&lt;complete&gt;</w:t>
             </w:r>
           </w:p>
         </w:tc>
@@ -9705,13 +9681,12 @@
             <w:r>
               <w:rPr>
                 <w:rFonts w:ascii="Arial" w:hAnsi="Arial" w:cs="MicrosoftSansSerif"/>
-                <w:i/>
                 <w:color w:val="0000FF"/>
                 <w:sz w:val="20"/>
                 <w:szCs w:val="20"/>
                 <w:lang w:bidi="mr-IN"/>
               </w:rPr>
-              <w:t>&lt;Complete&gt;</w:t>
+              <w:t>&lt;complete&gt;</w:t>
             </w:r>
           </w:p>
         </w:tc>
@@ -9788,13 +9763,12 @@
             <w:r>
               <w:rPr>
                 <w:rFonts w:ascii="Arial" w:hAnsi="Arial" w:cs="MicrosoftSansSerif"/>
-                <w:i/>
                 <w:color w:val="0000FF"/>
                 <w:sz w:val="20"/>
                 <w:szCs w:val="20"/>
                 <w:lang w:bidi="mr-IN"/>
               </w:rPr>
-              <w:t>&lt;Complete&gt;</w:t>
+              <w:t>&lt;complete&gt;</w:t>
             </w:r>
           </w:p>
         </w:tc>
@@ -9871,13 +9845,12 @@
             <w:r>
               <w:rPr>
                 <w:rFonts w:ascii="Arial" w:hAnsi="Arial" w:cs="MicrosoftSansSerif"/>
-                <w:i/>
                 <w:color w:val="0000FF"/>
                 <w:sz w:val="20"/>
                 <w:szCs w:val="20"/>
                 <w:lang w:bidi="mr-IN"/>
               </w:rPr>
-              <w:t>&lt;Complete&gt;</w:t>
+              <w:t>&lt;complete&gt;</w:t>
             </w:r>
           </w:p>
         </w:tc>
@@ -9954,13 +9927,12 @@
             <w:r>
               <w:rPr>
                 <w:rFonts w:ascii="Arial" w:hAnsi="Arial" w:cs="MicrosoftSansSerif"/>
-                <w:i/>
                 <w:color w:val="0000FF"/>
                 <w:sz w:val="20"/>
                 <w:szCs w:val="20"/>
                 <w:lang w:bidi="mr-IN"/>
               </w:rPr>
-              <w:t>&lt;Complete&gt;</w:t>
+              <w:t>&lt;complete&gt;</w:t>
             </w:r>
           </w:p>
         </w:tc>
@@ -10037,13 +10009,12 @@
             <w:r>
               <w:rPr>
                 <w:rFonts w:ascii="Arial" w:hAnsi="Arial" w:cs="MicrosoftSansSerif"/>
-                <w:i/>
                 <w:color w:val="0000FF"/>
                 <w:sz w:val="20"/>
                 <w:szCs w:val="20"/>
                 <w:lang w:bidi="mr-IN"/>
               </w:rPr>
-              <w:t>&lt;Complete&gt;</w:t>
+              <w:t>&lt;complete&gt;</w:t>
             </w:r>
           </w:p>
         </w:tc>
@@ -10120,13 +10091,12 @@
             <w:r>
               <w:rPr>
                 <w:rFonts w:ascii="Arial" w:hAnsi="Arial" w:cs="MicrosoftSansSerif"/>
-                <w:i/>
                 <w:color w:val="0000FF"/>
                 <w:sz w:val="20"/>
                 <w:szCs w:val="20"/>
                 <w:lang w:bidi="mr-IN"/>
               </w:rPr>
-              <w:t>&lt;Complete&gt;</w:t>
+              <w:t>&lt;complete&gt;</w:t>
             </w:r>
           </w:p>
         </w:tc>
@@ -10289,7 +10259,6 @@
           <w:szCs w:val="20"/>
           <w:lang w:bidi="mr-IN"/>
         </w:rPr>
-        <w:lastRenderedPageBreak/>
         <w:t xml:space="preserve">Methods </w:t>
       </w:r>
     </w:p>
@@ -14983,15 +14952,7 @@
                 <w:rFonts w:ascii="Calibri" w:hAnsi="Calibri" w:cs="Calibri"/>
                 <w:color w:val="000000"/>
               </w:rPr>
-              <w:t xml:space="preserve">ITD Actuals of Profile Scope </w:t>
-            </w:r>
-            <w:r>
-              <w:rPr>
-                <w:rFonts w:ascii="Calibri" w:hAnsi="Calibri" w:cs="Calibri"/>
-                <w:color w:val="000000"/>
-              </w:rPr>
-              <w:lastRenderedPageBreak/>
-              <w:t>when joined program</w:t>
+              <w:t>ITD Actuals of Profile Scope when joined program</w:t>
             </w:r>
           </w:p>
         </w:tc>
@@ -15019,16 +14980,7 @@
                 <w:rFonts w:ascii="Calibri" w:hAnsi="Calibri" w:cs="Calibri"/>
                 <w:lang w:val="en-AU"/>
               </w:rPr>
-              <w:lastRenderedPageBreak/>
-              <w:t xml:space="preserve">Actuals when stopped </w:t>
-            </w:r>
-            <w:r>
-              <w:rPr>
-                <w:rFonts w:ascii="Calibri" w:hAnsi="Calibri" w:cs="Calibri"/>
-                <w:lang w:val="en-AU"/>
-              </w:rPr>
-              <w:lastRenderedPageBreak/>
-              <w:t>managing the profile scope</w:t>
+              <w:t>Actuals when stopped managing the profile scope</w:t>
             </w:r>
           </w:p>
         </w:tc>
@@ -15061,7 +15013,6 @@
                 <w:rFonts w:ascii="Arial" w:hAnsi="Arial" w:cs="Arial"/>
                 <w:color w:val="000000"/>
               </w:rPr>
-              <w:lastRenderedPageBreak/>
               <w:t>Revenue</w:t>
             </w:r>
           </w:p>
@@ -15139,6 +15090,16 @@
                 <w:color w:val="000000"/>
               </w:rPr>
             </w:pPr>
+            <w:r>
+              <w:rPr>
+                <w:rFonts w:ascii="Arial" w:hAnsi="Arial" w:cs="MicrosoftSansSerif"/>
+                <w:color w:val="0000FF"/>
+                <w:sz w:val="20"/>
+                <w:szCs w:val="20"/>
+                <w:lang w:bidi="mr-IN"/>
+              </w:rPr>
+              <w:t>&lt;complete&gt;</w:t>
+            </w:r>
             <w:r>
               <w:rPr>
                 <w:rFonts w:ascii="Arial" w:hAnsi="Arial" w:cs="Arial"/>
@@ -15325,6 +15286,16 @@
             </w:pPr>
             <w:r>
               <w:rPr>
+                <w:rFonts w:ascii="Arial" w:hAnsi="Arial" w:cs="MicrosoftSansSerif"/>
+                <w:color w:val="0000FF"/>
+                <w:sz w:val="20"/>
+                <w:szCs w:val="20"/>
+                <w:lang w:bidi="mr-IN"/>
+              </w:rPr>
+              <w:t>&lt;complete&gt;</w:t>
+            </w:r>
+            <w:r>
+              <w:rPr>
                 <w:rFonts w:ascii="Arial" w:hAnsi="Arial" w:cs="Arial"/>
                 <w:color w:val="000000"/>
               </w:rPr>
@@ -15502,6 +15473,16 @@
             </w:pPr>
             <w:r>
               <w:rPr>
+                <w:rFonts w:ascii="Arial" w:hAnsi="Arial" w:cs="MicrosoftSansSerif"/>
+                <w:color w:val="0000FF"/>
+                <w:sz w:val="20"/>
+                <w:szCs w:val="20"/>
+                <w:lang w:bidi="mr-IN"/>
+              </w:rPr>
+              <w:t>&lt;complete&gt;</w:t>
+            </w:r>
+            <w:r>
+              <w:rPr>
                 <w:rFonts w:ascii="Arial" w:hAnsi="Arial" w:cs="Arial"/>
                 <w:color w:val="000000"/>
               </w:rPr>
@@ -15677,6 +15658,16 @@
                 <w:color w:val="000000"/>
               </w:rPr>
             </w:pPr>
+            <w:r>
+              <w:rPr>
+                <w:rFonts w:ascii="Arial" w:hAnsi="Arial" w:cs="MicrosoftSansSerif"/>
+                <w:color w:val="0000FF"/>
+                <w:sz w:val="20"/>
+                <w:szCs w:val="20"/>
+                <w:lang w:bidi="mr-IN"/>
+              </w:rPr>
+              <w:t>&lt;complete&gt;</w:t>
+            </w:r>
             <w:r>
               <w:rPr>
                 <w:rFonts w:ascii="Arial" w:hAnsi="Arial" w:cs="Arial"/>
@@ -16666,7 +16657,6 @@
           <w:szCs w:val="20"/>
           <w:lang w:bidi="mr-IN"/>
         </w:rPr>
-        <w:lastRenderedPageBreak/>
         <w:t>Describe the Challenges faced during execution, if there were challenges in meeting in schedule / requirements etc. and how you overcame those.</w:t>
       </w:r>
     </w:p>
@@ -16895,22 +16885,8 @@
           <w:szCs w:val="20"/>
           <w:lang w:bidi="mr-IN"/>
         </w:rPr>
-        <w:t>&lt;Complete&gt;</w:t>
-      </w:r>
-    </w:p>
-    <w:p>
-      <w:pPr>
-        <w:autoSpaceDE w:val="0"/>
-        <w:autoSpaceDN w:val="0"/>
-        <w:adjustRightInd w:val="0"/>
-        <w:rPr>
-          <w:rFonts w:ascii="Arial" w:hAnsi="Arial" w:cs="MicrosoftSansSerif"/>
-          <w:color w:val="0000FF"/>
-          <w:sz w:val="20"/>
-          <w:szCs w:val="20"/>
-          <w:lang w:bidi="mr-IN"/>
-        </w:rPr>
-      </w:pPr>
+        <w:t>&lt;complete&gt;</w:t>
+      </w:r>
     </w:p>
     <w:p>
       <w:pPr>
